--- a/manual-deposit/prd.docx
+++ b/manual-deposit/prd.docx
@@ -164,7 +164,7 @@
                 <w:b w:val="0"/>
                 <w:sz w:val="16"/>
               </w:rPr>
-              <w:t>V1.35</w:t>
+              <w:t>V1.36</w:t>
             </w:r>
           </w:p>
         </w:tc>
@@ -11329,7 +11329,7 @@
                 <w:b w:val="0"/>
                 <w:sz w:val="16"/>
               </w:rPr>
-              <w:t>同单第 0 笔，计存款</w:t>
+              <w:t>同单第一笔，先触发存款记录，计存款</w:t>
             </w:r>
           </w:p>
         </w:tc>
@@ -11478,7 +11478,7 @@
                 <w:b w:val="0"/>
                 <w:sz w:val="16"/>
               </w:rPr>
-              <w:t>同单第 0 笔，计优惠</w:t>
+              <w:t>同单第二笔，计优惠</w:t>
             </w:r>
           </w:p>
         </w:tc>
